--- a/docs/releases/Release-Notes-R1.docx
+++ b/docs/releases/Release-Notes-R1.docx
@@ -49,6 +49,10 @@
         <w:gridCol w:w="4320"/>
       </w:tblGrid>
       <w:tr>
+        <w:trPr>
+          <w:cantSplit/>
+          <w:tblHeader w:val="true"/>
+        </w:trPr>
         <w:tc>
           <w:tcPr>
             <w:tcW w:type="dxa" w:w="4320"/>
@@ -79,6 +83,9 @@
         </w:tc>
       </w:tr>
       <w:tr>
+        <w:trPr>
+          <w:cantSplit/>
+        </w:trPr>
         <w:tc>
           <w:tcPr>
             <w:tcW w:type="dxa" w:w="4320"/>
@@ -101,6 +108,9 @@
         </w:tc>
       </w:tr>
       <w:tr>
+        <w:trPr>
+          <w:cantSplit/>
+        </w:trPr>
         <w:tc>
           <w:tcPr>
             <w:tcW w:type="dxa" w:w="4320"/>
@@ -123,6 +133,9 @@
         </w:tc>
       </w:tr>
       <w:tr>
+        <w:trPr>
+          <w:cantSplit/>
+        </w:trPr>
         <w:tc>
           <w:tcPr>
             <w:tcW w:type="dxa" w:w="4320"/>
@@ -145,6 +158,9 @@
         </w:tc>
       </w:tr>
       <w:tr>
+        <w:trPr>
+          <w:cantSplit/>
+        </w:trPr>
         <w:tc>
           <w:tcPr>
             <w:tcW w:type="dxa" w:w="4320"/>
@@ -194,6 +210,10 @@
         <w:gridCol w:w="2160"/>
       </w:tblGrid>
       <w:tr>
+        <w:trPr>
+          <w:cantSplit/>
+          <w:tblHeader w:val="true"/>
+        </w:trPr>
         <w:tc>
           <w:tcPr>
             <w:tcW w:type="dxa" w:w="2160"/>
@@ -252,6 +272,9 @@
         </w:tc>
       </w:tr>
       <w:tr>
+        <w:trPr>
+          <w:cantSplit/>
+        </w:trPr>
         <w:tc>
           <w:tcPr>
             <w:tcW w:type="dxa" w:w="2160"/>
@@ -277,7 +300,9 @@
             <w:tcW w:type="dxa" w:w="2160"/>
           </w:tcPr>
           <w:p>
-            <w:r/>
+            <w:r>
+              <w:t>Implementada na main; aceite pendente</w:t>
+            </w:r>
           </w:p>
         </w:tc>
         <w:tc>
@@ -285,11 +310,16 @@
             <w:tcW w:type="dxa" w:w="2160"/>
           </w:tcPr>
           <w:p>
-            <w:r/>
+            <w:r>
+              <w:t>Status final depende da Review, DoD e registro explícito do PO.</w:t>
+            </w:r>
           </w:p>
         </w:tc>
       </w:tr>
       <w:tr>
+        <w:trPr>
+          <w:cantSplit/>
+        </w:trPr>
         <w:tc>
           <w:tcPr>
             <w:tcW w:type="dxa" w:w="2160"/>
@@ -315,7 +345,9 @@
             <w:tcW w:type="dxa" w:w="2160"/>
           </w:tcPr>
           <w:p>
-            <w:r/>
+            <w:r>
+              <w:t>Implementada na main; aceite pendente</w:t>
+            </w:r>
           </w:p>
         </w:tc>
         <w:tc>
@@ -323,11 +355,16 @@
             <w:tcW w:type="dxa" w:w="2160"/>
           </w:tcPr>
           <w:p>
-            <w:r/>
+            <w:r>
+              <w:t>Status final depende da Review, DoD e registro explícito do PO.</w:t>
+            </w:r>
           </w:p>
         </w:tc>
       </w:tr>
       <w:tr>
+        <w:trPr>
+          <w:cantSplit/>
+        </w:trPr>
         <w:tc>
           <w:tcPr>
             <w:tcW w:type="dxa" w:w="2160"/>
@@ -353,7 +390,9 @@
             <w:tcW w:type="dxa" w:w="2160"/>
           </w:tcPr>
           <w:p>
-            <w:r/>
+            <w:r>
+              <w:t>Implementada na main; aceite a confirmar</w:t>
+            </w:r>
           </w:p>
         </w:tc>
         <w:tc>
@@ -361,11 +400,16 @@
             <w:tcW w:type="dxa" w:w="2160"/>
           </w:tcPr>
           <w:p>
-            <w:r/>
+            <w:r>
+              <w:t>Status final depende da Review, DoD e registro explícito do PO.</w:t>
+            </w:r>
           </w:p>
         </w:tc>
       </w:tr>
       <w:tr>
+        <w:trPr>
+          <w:cantSplit/>
+        </w:trPr>
         <w:tc>
           <w:tcPr>
             <w:tcW w:type="dxa" w:w="2160"/>
@@ -391,7 +435,9 @@
             <w:tcW w:type="dxa" w:w="2160"/>
           </w:tcPr>
           <w:p>
-            <w:r/>
+            <w:r>
+              <w:t>Implementada na main; aceite a confirmar</w:t>
+            </w:r>
           </w:p>
         </w:tc>
         <w:tc>
@@ -399,11 +445,16 @@
             <w:tcW w:type="dxa" w:w="2160"/>
           </w:tcPr>
           <w:p>
-            <w:r/>
+            <w:r>
+              <w:t>Status final depende da Review, DoD e registro explícito do PO.</w:t>
+            </w:r>
           </w:p>
         </w:tc>
       </w:tr>
       <w:tr>
+        <w:trPr>
+          <w:cantSplit/>
+        </w:trPr>
         <w:tc>
           <w:tcPr>
             <w:tcW w:type="dxa" w:w="2160"/>
@@ -429,7 +480,9 @@
             <w:tcW w:type="dxa" w:w="2160"/>
           </w:tcPr>
           <w:p>
-            <w:r/>
+            <w:r>
+              <w:t>Implementada; aceite a confirmar</w:t>
+            </w:r>
           </w:p>
         </w:tc>
         <w:tc>
@@ -437,11 +490,16 @@
             <w:tcW w:type="dxa" w:w="2160"/>
           </w:tcPr>
           <w:p>
-            <w:r/>
+            <w:r>
+              <w:t>Status final depende da Review, DoD e registro explícito do PO.</w:t>
+            </w:r>
           </w:p>
         </w:tc>
       </w:tr>
       <w:tr>
+        <w:trPr>
+          <w:cantSplit/>
+        </w:trPr>
         <w:tc>
           <w:tcPr>
             <w:tcW w:type="dxa" w:w="2160"/>
@@ -467,7 +525,9 @@
             <w:tcW w:type="dxa" w:w="2160"/>
           </w:tcPr>
           <w:p>
-            <w:r/>
+            <w:r>
+              <w:t>Entregue tecnicamente; aceite a confirmar</w:t>
+            </w:r>
           </w:p>
         </w:tc>
         <w:tc>
@@ -475,11 +535,16 @@
             <w:tcW w:type="dxa" w:w="2160"/>
           </w:tcPr>
           <w:p>
-            <w:r/>
+            <w:r>
+              <w:t>Status final depende da Review, DoD e registro explícito do PO.</w:t>
+            </w:r>
           </w:p>
         </w:tc>
       </w:tr>
       <w:tr>
+        <w:trPr>
+          <w:cantSplit/>
+        </w:trPr>
         <w:tc>
           <w:tcPr>
             <w:tcW w:type="dxa" w:w="2160"/>
@@ -505,7 +570,9 @@
             <w:tcW w:type="dxa" w:w="2160"/>
           </w:tcPr>
           <w:p>
-            <w:r/>
+            <w:r>
+              <w:t>Em andamento</w:t>
+            </w:r>
           </w:p>
         </w:tc>
         <w:tc>
@@ -513,11 +580,16 @@
             <w:tcW w:type="dxa" w:w="2160"/>
           </w:tcPr>
           <w:p>
-            <w:r/>
+            <w:r>
+              <w:t>Status final depende da Review, DoD e registro explícito do PO.</w:t>
+            </w:r>
           </w:p>
         </w:tc>
       </w:tr>
       <w:tr>
+        <w:trPr>
+          <w:cantSplit/>
+        </w:trPr>
         <w:tc>
           <w:tcPr>
             <w:tcW w:type="dxa" w:w="2160"/>
@@ -543,7 +615,9 @@
             <w:tcW w:type="dxa" w:w="2160"/>
           </w:tcPr>
           <w:p>
-            <w:r/>
+            <w:r>
+              <w:t>Em andamento</w:t>
+            </w:r>
           </w:p>
         </w:tc>
         <w:tc>
@@ -551,11 +625,16 @@
             <w:tcW w:type="dxa" w:w="2160"/>
           </w:tcPr>
           <w:p>
-            <w:r/>
+            <w:r>
+              <w:t>Status final depende da Review, DoD e registro explícito do PO.</w:t>
+            </w:r>
           </w:p>
         </w:tc>
       </w:tr>
       <w:tr>
+        <w:trPr>
+          <w:cantSplit/>
+        </w:trPr>
         <w:tc>
           <w:tcPr>
             <w:tcW w:type="dxa" w:w="2160"/>
@@ -581,7 +660,9 @@
             <w:tcW w:type="dxa" w:w="2160"/>
           </w:tcPr>
           <w:p>
-            <w:r/>
+            <w:r>
+              <w:t>Implementada; aceite a confirmar</w:t>
+            </w:r>
           </w:p>
         </w:tc>
         <w:tc>
@@ -589,7 +670,9 @@
             <w:tcW w:type="dxa" w:w="2160"/>
           </w:tcPr>
           <w:p>
-            <w:r/>
+            <w:r>
+              <w:t>Status final depende da Review, DoD e registro explícito do PO.</w:t>
+            </w:r>
           </w:p>
         </w:tc>
       </w:tr>
@@ -616,6 +699,10 @@
         <w:gridCol w:w="2160"/>
       </w:tblGrid>
       <w:tr>
+        <w:trPr>
+          <w:cantSplit/>
+          <w:tblHeader w:val="true"/>
+        </w:trPr>
         <w:tc>
           <w:tcPr>
             <w:tcW w:type="dxa" w:w="2160"/>
@@ -674,6 +761,9 @@
         </w:tc>
       </w:tr>
       <w:tr>
+        <w:trPr>
+          <w:cantSplit/>
+        </w:trPr>
         <w:tc>
           <w:tcPr>
             <w:tcW w:type="dxa" w:w="2160"/>
@@ -699,7 +789,9 @@
             <w:tcW w:type="dxa" w:w="2160"/>
           </w:tcPr>
           <w:p>
-            <w:r/>
+            <w:r>
+              <w:t>Evidência automatizada disponível; QA pendente</w:t>
+            </w:r>
           </w:p>
         </w:tc>
         <w:tc>
@@ -707,11 +799,16 @@
             <w:tcW w:type="dxa" w:w="2160"/>
           </w:tcPr>
           <w:p>
-            <w:r/>
+            <w:r>
+              <w:t>Hash bcrypt testado; validar formalmente na GK-80</w:t>
+            </w:r>
           </w:p>
         </w:tc>
       </w:tr>
       <w:tr>
+        <w:trPr>
+          <w:cantSplit/>
+        </w:trPr>
         <w:tc>
           <w:tcPr>
             <w:tcW w:type="dxa" w:w="2160"/>
@@ -737,7 +834,9 @@
             <w:tcW w:type="dxa" w:w="2160"/>
           </w:tcPr>
           <w:p>
-            <w:r/>
+            <w:r>
+              <w:t>Evidência automatizada disponível; QA pendente</w:t>
+            </w:r>
           </w:p>
         </w:tc>
         <w:tc>
@@ -745,11 +844,16 @@
             <w:tcW w:type="dxa" w:w="2160"/>
           </w:tcPr>
           <w:p>
-            <w:r/>
+            <w:r>
+              <w:t>JWT válido/inválido/expirado e rotas protegidas testados; validar na GK-83</w:t>
+            </w:r>
           </w:p>
         </w:tc>
       </w:tr>
       <w:tr>
+        <w:trPr>
+          <w:cantSplit/>
+        </w:trPr>
         <w:tc>
           <w:tcPr>
             <w:tcW w:type="dxa" w:w="2160"/>
@@ -775,7 +879,9 @@
             <w:tcW w:type="dxa" w:w="2160"/>
           </w:tcPr>
           <w:p>
-            <w:r/>
+            <w:r>
+              <w:t>Evidência automatizada disponível; QA pendente</w:t>
+            </w:r>
           </w:p>
         </w:tc>
         <w:tc>
@@ -783,7 +889,9 @@
             <w:tcW w:type="dxa" w:w="2160"/>
           </w:tcPr>
           <w:p>
-            <w:r/>
+            <w:r>
+              <w:t>Cenários de erro cobertos; checklist formal do QA ainda necessário</w:t>
+            </w:r>
           </w:p>
         </w:tc>
       </w:tr>
@@ -812,7 +920,7 @@
     </w:p>
     <w:p>
       <w:r>
-        <w:t>Bugs abertos no fim da release (filtro GK - Bugs no Jira), com severidade.</w:t>
+        <w:t>GK-106 — testes locais podiam apontar para o Neon compartilhado. A proteção contra banco remoto e o PostgreSQL local isolado estão implementados no PR #13, com CI verde; revisão, QA e merge pendentes.</w:t>
       </w:r>
     </w:p>
     <w:p>
@@ -866,6 +974,10 @@
         <w:gridCol w:w="4320"/>
       </w:tblGrid>
       <w:tr>
+        <w:trPr>
+          <w:cantSplit/>
+          <w:tblHeader w:val="true"/>
+        </w:trPr>
         <w:tc>
           <w:tcPr>
             <w:tcW w:type="dxa" w:w="4320"/>
@@ -896,6 +1008,9 @@
         </w:tc>
       </w:tr>
       <w:tr>
+        <w:trPr>
+          <w:cantSplit/>
+        </w:trPr>
         <w:tc>
           <w:tcPr>
             <w:tcW w:type="dxa" w:w="4320"/>
@@ -918,6 +1033,9 @@
         </w:tc>
       </w:tr>
       <w:tr>
+        <w:trPr>
+          <w:cantSplit/>
+        </w:trPr>
         <w:tc>
           <w:tcPr>
             <w:tcW w:type="dxa" w:w="4320"/>
@@ -933,11 +1051,16 @@
             <w:tcW w:type="dxa" w:w="4320"/>
           </w:tcPr>
           <w:p>
-            <w:r/>
+            <w:r>
+              <w:t>A confirmar após aceite do PO (26/28 pontos tecnicamente implementados)</w:t>
+            </w:r>
           </w:p>
         </w:tc>
       </w:tr>
       <w:tr>
+        <w:trPr>
+          <w:cantSplit/>
+        </w:trPr>
         <w:tc>
           <w:tcPr>
             <w:tcW w:type="dxa" w:w="4320"/>
@@ -953,11 +1076,16 @@
             <w:tcW w:type="dxa" w:w="4320"/>
           </w:tcPr>
           <w:p>
-            <w:r/>
+            <w:r>
+              <w:t>A confirmar após a Sprint Review</w:t>
+            </w:r>
           </w:p>
         </w:tc>
       </w:tr>
       <w:tr>
+        <w:trPr>
+          <w:cantSplit/>
+        </w:trPr>
         <w:tc>
           <w:tcPr>
             <w:tcW w:type="dxa" w:w="4320"/>
@@ -973,11 +1101,16 @@
             <w:tcW w:type="dxa" w:w="4320"/>
           </w:tcPr>
           <w:p>
-            <w:r/>
+            <w:r>
+              <w:t>1 bug Alto encontrado (GK-106); correção no PR #13, ainda não integrada</w:t>
+            </w:r>
           </w:p>
         </w:tc>
       </w:tr>
       <w:tr>
+        <w:trPr>
+          <w:cantSplit/>
+        </w:trPr>
         <w:tc>
           <w:tcPr>
             <w:tcW w:type="dxa" w:w="4320"/>
@@ -993,7 +1126,9 @@
             <w:tcW w:type="dxa" w:w="4320"/>
           </w:tcPr>
           <w:p>
-            <w:r/>
+            <w:r>
+              <w:t>100% na main: 29/29 execuções aprovadas em 27/10/2026</w:t>
+            </w:r>
           </w:p>
         </w:tc>
       </w:tr>

--- a/docs/releases/Release-Notes-R1.docx
+++ b/docs/releases/Release-Notes-R1.docx
@@ -35,7 +35,7 @@
         <w:jc w:val="center"/>
       </w:pPr>
       <w:r>
-        <w:t>Responsável: PO - Pedro Lucas Vaz de Andrade · Rascunho - completar na Review de 29/10/2026</w:t>
+        <w:t>Responsável: PO - Pedro Lucas Vaz de Andrade · Situação em 28/10/2026, antes da Review de 29/10/2026</w:t>
       </w:r>
     </w:p>
     <w:tbl>
@@ -194,7 +194,7 @@
     </w:p>
     <w:p>
       <w:r>
-        <w:t>Preencher na Review: Entregue, Entregue parcialmente ou Não entregue, conforme o aceite do PO e a DoD conferida pelo QA.</w:t>
+        <w:t>Status conforme o aceite do PO registrado nas issues em 28/10/2026 e a DoD conferida com o QA. Todas as entregas da Release 1 estão na main com CI da main ca0235f (run 40687889647) verde.</w:t>
       </w:r>
     </w:p>
     <w:tbl>
@@ -301,7 +301,7 @@
           </w:tcPr>
           <w:p>
             <w:r>
-              <w:t>Implementada na main; aceite pendente</w:t>
+              <w:t>Entregue</w:t>
             </w:r>
           </w:p>
         </w:tc>
@@ -311,7 +311,7 @@
           </w:tcPr>
           <w:p>
             <w:r>
-              <w:t>Status final depende da Review, DoD e registro explícito do PO.</w:t>
+              <w:t>Aceite do PO e QA em 28/10/2026; PR #9; cenários de cadastro no Cypress e no pytest.</w:t>
             </w:r>
           </w:p>
         </w:tc>
@@ -346,7 +346,7 @@
           </w:tcPr>
           <w:p>
             <w:r>
-              <w:t>Implementada na main; aceite pendente</w:t>
+              <w:t>Entregue</w:t>
             </w:r>
           </w:p>
         </w:tc>
@@ -356,7 +356,7 @@
           </w:tcPr>
           <w:p>
             <w:r>
-              <w:t>Status final depende da Review, DoD e registro explícito do PO.</w:t>
+              <w:t>Aceite do PO e QA em 28/10/2026; PR #10; login, logout e sessão expirada com JWT de 60 minutos.</w:t>
             </w:r>
           </w:p>
         </w:tc>
@@ -391,7 +391,7 @@
           </w:tcPr>
           <w:p>
             <w:r>
-              <w:t>Implementada na main; aceite a confirmar</w:t>
+              <w:t>Entregue</w:t>
             </w:r>
           </w:p>
         </w:tc>
@@ -401,7 +401,7 @@
           </w:tcPr>
           <w:p>
             <w:r>
-              <w:t>Status final depende da Review, DoD e registro explícito do PO.</w:t>
+              <w:t>Aceite do PO em 28/10/2026; PR #7; catálogo paginado com esgotado e inativo.</w:t>
             </w:r>
           </w:p>
         </w:tc>
@@ -436,7 +436,7 @@
           </w:tcPr>
           <w:p>
             <w:r>
-              <w:t>Implementada na main; aceite a confirmar</w:t>
+              <w:t>Entregue</w:t>
             </w:r>
           </w:p>
         </w:tc>
@@ -446,7 +446,7 @@
           </w:tcPr>
           <w:p>
             <w:r>
-              <w:t>Status final depende da Review, DoD e registro explícito do PO.</w:t>
+              <w:t>Aceite do PO em 28/10/2026; PR #8; ficha com os seis dados e jogo indisponível sem exposição.</w:t>
             </w:r>
           </w:p>
         </w:tc>
@@ -481,7 +481,7 @@
           </w:tcPr>
           <w:p>
             <w:r>
-              <w:t>Implementada; aceite a confirmar</w:t>
+              <w:t>Entregue</w:t>
             </w:r>
           </w:p>
         </w:tc>
@@ -491,7 +491,7 @@
           </w:tcPr>
           <w:p>
             <w:r>
-              <w:t>Status final depende da Review, DoD e registro explícito do PO.</w:t>
+              <w:t>Aceite do PO em 28/10/2026; PR #2 e GK-91; migrações, carga e restrições testadas.</w:t>
             </w:r>
           </w:p>
         </w:tc>
@@ -526,7 +526,7 @@
           </w:tcPr>
           <w:p>
             <w:r>
-              <w:t>Entregue tecnicamente; aceite a confirmar</w:t>
+              <w:t>Entregue</w:t>
             </w:r>
           </w:p>
         </w:tc>
@@ -536,7 +536,7 @@
           </w:tcPr>
           <w:p>
             <w:r>
-              <w:t>Status final depende da Review, DoD e registro explícito do PO.</w:t>
+              <w:t>Aceite do PO em 28/10/2026; estudo e DER v1.0 em docs/banco/.</w:t>
             </w:r>
           </w:p>
         </w:tc>
@@ -571,7 +571,7 @@
           </w:tcPr>
           <w:p>
             <w:r>
-              <w:t>Em andamento</w:t>
+              <w:t>Entregue</w:t>
             </w:r>
           </w:p>
         </w:tc>
@@ -581,7 +581,7 @@
           </w:tcPr>
           <w:p>
             <w:r>
-              <w:t>Status final depende da Review, DoD e registro explícito do PO.</w:t>
+              <w:t>Concluída em 28/10/2026; Planning e acompanhamento registrados (GK-95, GK-96).</w:t>
             </w:r>
           </w:p>
         </w:tc>
@@ -616,7 +616,7 @@
           </w:tcPr>
           <w:p>
             <w:r>
-              <w:t>Em andamento</w:t>
+              <w:t>Em revisão</w:t>
             </w:r>
           </w:p>
         </w:tc>
@@ -626,7 +626,7 @@
           </w:tcPr>
           <w:p>
             <w:r>
-              <w:t>Status final depende da Review, DoD e registro explícito do PO.</w:t>
+              <w:t>Fecha com a Review e a Retrospectiva de 29/10/2026.</w:t>
             </w:r>
           </w:p>
         </w:tc>
@@ -661,7 +661,7 @@
           </w:tcPr>
           <w:p>
             <w:r>
-              <w:t>Implementada; aceite a confirmar</w:t>
+              <w:t>Entregue</w:t>
             </w:r>
           </w:p>
         </w:tc>
@@ -671,7 +671,7 @@
           </w:tcPr>
           <w:p>
             <w:r>
-              <w:t>Status final depende da Review, DoD e registro explícito do PO.</w:t>
+              <w:t>Aceite do PO em 28/10/2026; PR #2; API, conexão com o banco, CORS e smoke no CI.</w:t>
             </w:r>
           </w:p>
         </w:tc>
@@ -790,7 +790,7 @@
           </w:tcPr>
           <w:p>
             <w:r>
-              <w:t>Evidência automatizada disponível; QA pendente</w:t>
+              <w:t>Entregue</w:t>
             </w:r>
           </w:p>
         </w:tc>
@@ -800,7 +800,7 @@
           </w:tcPr>
           <w:p>
             <w:r>
-              <w:t>Hash bcrypt testado; validar formalmente na GK-80</w:t>
+              <w:t>Senha só como hash bcrypt, ausente das respostas (driver GK-69); QA confirmado na GK-80.</w:t>
             </w:r>
           </w:p>
         </w:tc>
@@ -835,7 +835,7 @@
           </w:tcPr>
           <w:p>
             <w:r>
-              <w:t>Evidência automatizada disponível; QA pendente</w:t>
+              <w:t>Entregue</w:t>
             </w:r>
           </w:p>
         </w:tc>
@@ -845,7 +845,7 @@
           </w:tcPr>
           <w:p>
             <w:r>
-              <w:t>JWT válido/inválido/expirado e rotas protegidas testados; validar na GK-83</w:t>
+              <w:t>JWT de 60 minutos; token ausente, inválido e expirado recusados (driver GK-71); QA confirmado na GK-83.</w:t>
             </w:r>
           </w:p>
         </w:tc>
@@ -880,7 +880,7 @@
           </w:tcPr>
           <w:p>
             <w:r>
-              <w:t>Evidência automatizada disponível; QA pendente</w:t>
+              <w:t>Entregue</w:t>
             </w:r>
           </w:p>
         </w:tc>
@@ -890,7 +890,7 @@
           </w:tcPr>
           <w:p>
             <w:r>
-              <w:t>Cenários de erro cobertos; checklist formal do QA ainda necessário</w:t>
+              <w:t>Mensagens em português sem detalhe técnico (driver GK-76); cenários verdes no Cypress.</w:t>
             </w:r>
           </w:p>
         </w:tc>
@@ -907,7 +907,7 @@
     </w:p>
     <w:p>
       <w:r>
-        <w:t>Itens planejados que não foram concluídos voltam ao backlog com a pendência registrada na issue. Listar aqui com o motivo.</w:t>
+        <w:t>GK-61 (Resultados da Sprint, 1 ponto) fecha na Review e na Retrospectiva de 29/10/2026. GK-68 (Diagrama da arquitetura, 2 pontos) não entrou na Sprint 1 e voltou ao backlog em 28/10/2026. A tag v0.1.0 e a Release 1 no Jira são criadas no fechamento.</w:t>
       </w:r>
     </w:p>
     <w:p>
@@ -920,7 +920,7 @@
     </w:p>
     <w:p>
       <w:r>
-        <w:t>GK-106 — testes locais podiam apontar para o Neon compartilhado. A proteção contra banco remoto e o PostgreSQL local isolado estão implementados no PR #13, com CI verde; revisão, QA e merge pendentes.</w:t>
+        <w:t>GK-106 (Alta): testes locais podiam apontar para o Neon compartilhado. Corrigido pelo PR #13 (8f2827e, 28/10/2026): o pytest só roda contra PostgreSQL local isolado e recusa banco remoto; regressão da proteção 9/9. Processo: os 13 PRs da release foram mesclados sem review registrada no GitHub (Q-11); a partir da Sprint 2 cada PR exige 1 aprovação.</w:t>
       </w:r>
     </w:p>
     <w:p>
@@ -1052,7 +1052,7 @@
           </w:tcPr>
           <w:p>
             <w:r>
-              <w:t>A confirmar após aceite do PO (26/28 pontos tecnicamente implementados)</w:t>
+              <w:t>27 de 28 (96%) em 28/10/2026; GK-61 (1 ponto) fecha na Review</w:t>
             </w:r>
           </w:p>
         </w:tc>
@@ -1077,7 +1077,7 @@
           </w:tcPr>
           <w:p>
             <w:r>
-              <w:t>A confirmar após a Sprint Review</w:t>
+              <w:t>27 pontos até 28/10/2026; valor final no fechamento da sprint (29/10)</w:t>
             </w:r>
           </w:p>
         </w:tc>
@@ -1102,7 +1102,7 @@
           </w:tcPr>
           <w:p>
             <w:r>
-              <w:t>1 bug Alto encontrado (GK-106); correção no PR #13, ainda não integrada</w:t>
+              <w:t>1 encontrado / 1 corrigido (GK-106, Alta, PR #13)</w:t>
             </w:r>
           </w:p>
         </w:tc>
@@ -1127,7 +1127,7 @@
           </w:tcPr>
           <w:p>
             <w:r>
-              <w:t>100% na main: 29/29 execuções aprovadas em 27/10/2026</w:t>
+              <w:t>100%: 32 de 32 execuções verdes até 28/10/2026</w:t>
             </w:r>
           </w:p>
         </w:tc>
@@ -1144,7 +1144,7 @@
     </w:p>
     <w:p>
       <w:r>
-        <w:t>Release 2 (até 26/11): compra completa, com carrinho, pedido, pagamento simulado e entrega da chave sem venda duplicada.</w:t>
+        <w:t>Release 2 (até 26/11): compra completa, com carrinho, pedido, pagamento simulado e entrega da chave sem venda duplicada. Backlog repriorizado pelo PO em 28/10/2026 (épico GK-3), pela ordem de dependência: GK-11 carrinho, GK-12 alterar itens, GK-15 reserva de chaves (+GK-46), GK-14 finalizar compra (+GK-47), GK-16 pagamento e entrega, GK-13 status do pedido, GK-48 estados das telas e GK-68 diagrama da arquitetura. Proposta para a Sprint 2: GK-11, GK-12, GK-15 e GK-68 (15 pontos). Papéis na Release 2: Wagner PO e DevOps, Pedro SM e Rodrigo QA.</w:t>
       </w:r>
     </w:p>
     <w:sectPr>
